--- a/opisy_archetypow/opisy_Twórczyni.docx
+++ b/opisy_archetypow/opisy_Twórczyni.docx
@@ -1112,7 +1112,7 @@
         </w:numPr>
       </w:pPr>
       <w:r>
-        <w:t xml:space="preserve">Z drugiej: polityczki wymaga </w:t>
+        <w:t xml:space="preserve">Z drugiej: polityka wymaga </w:t>
       </w:r>
       <w:r>
         <w:rPr>
@@ -1384,14 +1384,7 @@
         </w:numPr>
       </w:pPr>
       <w:r>
-        <w:rPr>
-          <w:b/>
-          <w:bCs/>
-        </w:rPr>
-        <w:t>Wizjoner rozwoju</w:t>
-      </w:r>
-      <w:r>
-        <w:t xml:space="preserve"> (pokazuje kierunek i sens zmian)</w:t>
+        <w:t>Wizjonerka rozwoju (pokazuje kierunek i sens zmian)</w:t>
       </w:r>
     </w:p>
     <w:p>
@@ -1438,14 +1431,7 @@
         </w:numPr>
       </w:pPr>
       <w:r>
-        <w:rPr>
-          <w:b/>
-          <w:bCs/>
-        </w:rPr>
-        <w:t>Inicjator współtworzenia</w:t>
-      </w:r>
-      <w:r>
-        <w:t xml:space="preserve"> (warsztaty, konsultacje, prototypy z mieszkańcami)</w:t>
+        <w:t>Inicjatorka współtworzenia (warsztaty, konsultacje, prototypy z mieszkańcami)</w:t>
       </w:r>
     </w:p>
     <w:p/>
@@ -3570,10 +3556,7 @@
         <w:pStyle w:val="Nagwek2"/>
       </w:pPr>
       <w:r>
-        <w:t xml:space="preserve">6. </w:t>
-      </w:r>
-      <w:r>
-        <w:t>Agenda tematyczna i ramowanie polityczka</w:t>
+        <w:t>6. Agenda tematyczna i ramowanie polityka</w:t>
       </w:r>
     </w:p>
     <w:p>

--- a/opisy_archetypow/opisy_Twórczyni.docx
+++ b/opisy_archetypow/opisy_Twórczyni.docx
@@ -49,14 +49,8 @@
     </w:p>
     <w:p>
       <w:r>
-        <w:t>Twórczyni to archetyp, który patrzy na miasto i widzi nie „jak jest”, tylko „jak mogłoby być”. Jej paliwem jest wyobraźnia połączona z ambicją jakości: nie zadowala się poprawnością, chce rozwiązań eleganckich, funkcjonalnych i zapamiętywalnych. W polityce Twórczyni działa jak architekt zmian: projektuje systemy, usługi, przestrzeń publiczną i kulturę rozwoju w sposób oryginalny – ale użyteczny. Opowiada o świecie przez pryzmat wizji, planu i procesu: szkic → prototyp → test → wdrożenie → poprawa. W komunikacji często pokazuje „od kuchni”, jak powstaje rozwiązanie: konsultacje, warsztaty, warianty, porównania, decyzje projektowe. Największym koszmarem Twórczyni jest przeciętność: bylejakość, kopiowanie schematów, „bo zawsze tak było”. Jej cieniem jest perfekcjonizm i ryzyko życia w projekcie zamiast w realu: można zbudować piękną makietę, która nigdy nie stanie się ulicą. Dojrzała Twórczyni wygrywa wtedy, gdy łączy wizję z dowiezieniem – i potrafi powiedzieć: „zrobimy wersję 1.0 dziś, wersję 2.0 za pół roku, a wersję 3.0 wspólnie dopracujemy”. To polityczka, przy której ludzie czują, że miasto ma pomysł na siebie – i że ten pomysł ma ręce i nogi, a nie tylko ładne slajdy.</w:t>
-      </w:r>
-      <w:r/>
-      <w:r/>
-      <w:r/>
-      <w:r/>
-      <w:r/>
-      <w:r/>
+        <w:t>Twórczyni to archetyp, który patrzy na miasto i widzi nie „jak jest”, tylko „jak mogłoby być”. Jej paliwem jest wyobraźnia połączona z ambicją jakości: nie zadowala się poprawnością, chce rozwiązań eleganckich, funkcjonalnych i zapamiętywalnych. W polityce Twórczyni działa jak architektka zmian: projektuje systemy, usługi, przestrzeń publiczną i kulturę rozwoju w sposób oryginalny – ale użyteczny. Opowiada o świecie przez pryzmat wizji, planu i procesu: szkic → prototyp → test → wdrożenie → poprawa. W komunikacji często pokazuje „od kuchni”, jak powstaje rozwiązanie: konsultacje, warsztaty, warianty, porównania, decyzje projektowe. Największym koszmarem Twórczyni jest przeciętność: bylejakość, kopiowanie schematów, „bo zawsze tak było”. Jej cieniem jest perfekcjonizm i ryzyko życia w projekcie zamiast w realu: można zbudować piękną makietę, która nigdy nie stanie się ulicą. Dojrzała Twórczyni wygrywa wtedy, gdy łączy wizję z dowiezieniem – i potrafi powiedzieć: „zrobimy wersję 1.0 dziś, wersję 2.0 za pół roku, a wersję 3.0 wspólnie dopracujemy”. To polityczka, przy której ludzie czują, że miasto ma pomysł na siebie – i że ten pomysł ma ręce i nogi, a nie tylko ładne slajdy.</w:t>
+      </w:r>
     </w:p>
     <w:p/>
     <w:p>
@@ -1268,7 +1262,7 @@
         </w:numPr>
       </w:pPr>
       <w:r>
-        <w:t>odklejony od realiów (pomysły bez wdrożenia),</w:t>
+        <w:t>odklejona od realiów (pomysły bez wdrożenia),</w:t>
       </w:r>
     </w:p>
     <w:p>
@@ -1279,7 +1273,7 @@
         </w:numPr>
       </w:pPr>
       <w:r>
-        <w:t>pracoholikiem (wypalenie),</w:t>
+        <w:t>pracoholiczka (wypalenie),</w:t>
       </w:r>
     </w:p>
     <w:p>
@@ -1301,13 +1295,7 @@
         </w:numPr>
       </w:pPr>
       <w:r>
-        <w:t>twórczynią „negatywnym”</w:t>
-      </w:r>
-      <w:r>
-        <w:t xml:space="preserve"> – </w:t>
-      </w:r>
-      <w:r>
-        <w:t>kreuje bariery, konflikty, przeszkody, bo „nikt nie rozumie wizji”.</w:t>
+        <w:t>twórczynią „negatywną” – kreuje bariery, konflikty, przeszkody, bo „nikt nie rozumie wizji”.</w:t>
       </w:r>
     </w:p>
     <w:p/>
@@ -1395,14 +1383,7 @@
         </w:numPr>
       </w:pPr>
       <w:r>
-        <w:rPr>
-          <w:b/>
-          <w:bCs/>
-        </w:rPr>
-        <w:t>Projektant usług publicznych</w:t>
-      </w:r>
-      <w:r>
-        <w:t xml:space="preserve"> (upraszcza, ulepsza, modernizuje)</w:t>
+        <w:t>Projektantka usług publicznych (upraszcza, ulepsza, modernizuje)</w:t>
       </w:r>
     </w:p>
     <w:p>
@@ -1413,14 +1394,7 @@
         </w:numPr>
       </w:pPr>
       <w:r>
-        <w:rPr>
-          <w:b/>
-          <w:bCs/>
-        </w:rPr>
-        <w:t>Patron kreatywności i innowacji</w:t>
-      </w:r>
-      <w:r>
-        <w:t xml:space="preserve"> (kultura, startupy, edukacja)</w:t>
+        <w:t>Patronka kreatywności i innowacji (kultura, startupy, edukacja)</w:t>
       </w:r>
     </w:p>
     <w:p>
